--- a/internship-tracking/1_month_roadmap.docx
+++ b/internship-tracking/1_month_roadmap.docx
@@ -226,7 +226,33 @@
         <w:spacing w:after="60"/>
       </w:pPr>
       <w:r>
-        <w:t>Found and fixed two bugs surfaced by that first real ingestion: a document-visibility bug (--public flag not reliably reaching the server) and a background-task session bug that silently broke keyword search after every ingestion</w:t>
+        <w:t>Found and fixed four bugs across the ingestion and frontend paths: a document-visibility bug (--public flag not reliably reaching the server), a background-task session bug that silently broke keyword search after every ingestion, a missing Open WebUI Pipe Function on the new server, and an answer-parsing bug that rendered browser answers as sources with no answer text</w:t>
+      </w:r>
+    </w:p>
+    <w:p>
+      <w:pPr>
+        <w:pStyle w:val="ListParagraph"/>
+        <w:numPr>
+          <w:ilvl w:val="0"/>
+          <w:numId w:val="1"/>
+        </w:numPr>
+        <w:spacing w:after="60"/>
+      </w:pPr>
+      <w:r>
+        <w:t>Validated the Open WebUI browser chat path on the production server end-to-end, including access control, retrieval, and citation rendering</w:t>
+      </w:r>
+    </w:p>
+    <w:p>
+      <w:pPr>
+        <w:pStyle w:val="ListParagraph"/>
+        <w:numPr>
+          <w:ilvl w:val="0"/>
+          <w:numId w:val="1"/>
+        </w:numPr>
+        <w:spacing w:after="60"/>
+      </w:pPr>
+      <w:r>
+        <w:t>Cleaned up citation display so sources list one entry per document rather than one per retrieved chunk, while keeping the full citation trail in the API response and audit log</w:t>
       </w:r>
     </w:p>
     <w:p>

--- a/internship-tracking/1_month_roadmap.docx
+++ b/internship-tracking/1_month_roadmap.docx
@@ -559,6 +559,97 @@
       <w:cols w:space="720"/>
       <w:docGrid w:linePitch="360"/>
     </w:sectPr>
+    <w:p>
+      <w:pPr>
+        <w:pStyle w:val="ListParagraph"/>
+        <w:numPr>
+          <w:ilvl w:val="0"/>
+          <w:numId w:val="1"/>
+        </w:numPr>
+        <w:spacing w:after="60"/>
+      </w:pPr>
+      <w:r>
+        <w:t>Completed Aug 18 — Moved the serving model off the code-specialised variant to qwen2.5:14b, the general instruction-tuned model of the same size, since the assistant answers policy and procedure prose rather than code. Deleted GPT-OSS 20B, recovering 15 GB; it was rejected on Aug 7 for empty responses and is closed rather than carried forward.</w:t>
+      </w:r>
+    </w:p>
+    <w:p>
+      <w:pPr>
+        <w:pStyle w:val="ListParagraph"/>
+        <w:numPr>
+          <w:ilvl w:val="0"/>
+          <w:numId w:val="1"/>
+        </w:numPr>
+        <w:spacing w:after="60"/>
+      </w:pPr>
+      <w:r>
+        <w:t>Completed Aug 18 — Mitigated the shared-GPU memory contention by capping the host model server to one resident model. Deletion was not available: the shared company Dify instance, used by several colleagues including the technical head, is registered against the code-tuned model, so it is company infrastructure rather than a leftover.</w:t>
+      </w:r>
+    </w:p>
+    <w:p>
+      <w:pPr>
+        <w:pStyle w:val="ListParagraph"/>
+        <w:numPr>
+          <w:ilvl w:val="0"/>
+          <w:numId w:val="1"/>
+        </w:numPr>
+        <w:spacing w:after="60"/>
+      </w:pPr>
+      <w:r>
+        <w:t>Completed Aug 18 — Moved development off the shared server onto an SSH tunnel from a laptop, after remote-desktop sessions repeatedly crashed a 7.9 GB machine serving three teams. All computation stays server-side; each of the five forwarded services was verified with a real query.</w:t>
+      </w:r>
+    </w:p>
+    <w:p>
+      <w:pPr>
+        <w:pStyle w:val="ListParagraph"/>
+        <w:numPr>
+          <w:ilvl w:val="0"/>
+          <w:numId w:val="1"/>
+        </w:numPr>
+        <w:spacing w:after="60"/>
+      </w:pPr>
+      <w:r>
+        <w:t>Completed Aug 18 — Wrote down the operational knowledge the code does not reveal (CLAUDE.md, REMOTE_DEV.md): the model runs on a host service shared with another team, the live pipeline is stored in Open WebUI's database rather than the repository, adding a user takes three steps across two databases, and editing .env requires recreating the container rather than restarting it.</w:t>
+      </w:r>
+    </w:p>
+    <w:p>
+      <w:pPr>
+        <w:pStyle w:val="ListParagraph"/>
+        <w:numPr>
+          <w:ilvl w:val="0"/>
+          <w:numId w:val="1"/>
+        </w:numPr>
+        <w:spacing w:after="60"/>
+      </w:pPr>
+      <w:r>
+        <w:t>Completed Aug 18 — Removed the administrator password from the source tree, where it was a literal default and therefore in the public repository, and rotated both it and the service token, the latter across all three locations that must agree. Verified end to end.</w:t>
+      </w:r>
+    </w:p>
+    <w:p>
+      <w:pPr>
+        <w:pStyle w:val="ListParagraph"/>
+        <w:numPr>
+          <w:ilvl w:val="0"/>
+          <w:numId w:val="1"/>
+        </w:numPr>
+        <w:spacing w:after="60"/>
+      </w:pPr>
+      <w:r>
+        <w:t>Found Aug 18, open — Docker publishes container ports past the host firewall, leaving Postgres, Redis, Qdrant, MinIO, the API and the frontend reachable from the office LAN, with Qdrant answering unauthenticated callers. Confirmed from a second machine. Needs a DOCKER-USER rule and an API key before the pilot widens.</w:t>
+      </w:r>
+    </w:p>
+    <w:p>
+      <w:pPr>
+        <w:pStyle w:val="ListParagraph"/>
+        <w:numPr>
+          <w:ilvl w:val="0"/>
+          <w:numId w:val="1"/>
+        </w:numPr>
+        <w:spacing w:after="60"/>
+      </w:pPr>
+      <w:r>
+        <w:t>Carried forward — the routing band is misconfigured: ROUTER_RAG_SCORE_HIGH and _LOW are both -6.0, so the blended mode never triggers and no answer marks which parts came from general knowledge. To be resolved during the recalibration that follows ingesting the testers' documents.</w:t>
+      </w:r>
+    </w:p>
   </w:body>
 </w:document>
 </file>

--- a/internship-tracking/1_month_roadmap.docx
+++ b/internship-tracking/1_month_roadmap.docx
@@ -515,7 +515,7 @@
         <w:spacing w:after="60"/>
       </w:pPr>
       <w:r>
-        <w:t>Execute the authored prompt-injection/security test cases against the now-live pipeline</w:t>
+        <w:t>Completed Aug 19 — Executed the authored prompt-injection and security test cases against the live pipeline. It failed three of them: it obeyed instructions written inside a document's contents, printed its own operating instructions on request, and complied with a plain instruction to disregard its rules. All three are fixed; the suite went from eleven passing and four failing to eighteen passing and none failing. Access control held throughout, before and after the fix</w:t>
       </w:r>
     </w:p>
     <w:p>
@@ -542,15 +542,15 @@
         <w:pStyle w:val="ListParagraph"/>
       </w:pPr>
       <w:r>
-        <w:t>Per-chat file upload with session-scoped retrieval — let a user attach a file to a conversation and question it. Blocked today by access control rather than parsing: pilot users resolve to full access, so a session document would be visible to every user (week of Aug 17)</w:t>
-      </w:r>
-    </w:p>
-    <w:p>
-      <w:pPr>
-        <w:pStyle w:val="ListParagraph"/>
-      </w:pPr>
-      <w:r>
-        <w:t>Move document upload and withdrawal into Open WebUI, so they happen in the same interface as the chat rather than through the API documentation page (week of Aug 17)</w:t>
+        <w:t>Completed Aug 19 — Per-conversation file upload with scoped access, delivered end to end: attach, question, list, withdraw, plus an administrator view and an automatic reclamation process. Isolation demonstrated with the live model, including that a second account holding the correct conversation identifier retrieves nothing</w:t>
+      </w:r>
+    </w:p>
+    <w:p>
+      <w:pPr>
+        <w:pStyle w:val="ListParagraph"/>
+      </w:pPr>
+      <w:r>
+        <w:t>Superseded Aug 19 — moving upload into the chat interface is no longer the intended destination; the administrator is to get a dedicated interface for uploading, withdrawing and reviewing the audit log instead</w:t>
       </w:r>
     </w:p>
     <w:sectPr>
@@ -635,6 +635,38 @@
       </w:pPr>
       <w:r>
         <w:t>Found Aug 18, open — Docker publishes container ports past the host firewall, leaving Postgres, Redis, Qdrant, MinIO, the API and the frontend reachable from the office LAN, with Qdrant answering unauthenticated callers. Confirmed from a second machine. Needs a DOCKER-USER rule and an API key before the pilot widens.</w:t>
+      </w:r>
+    </w:p>
+    <w:p>
+      <w:pPr>
+        <w:pStyle w:val="ListParagraph"/>
+      </w:pPr>
+      <w:r>
+        <w:t>Completed Aug 19 — Closed the file-export delivery gap. The generated Word or Excel file is now stored and the reply carries a link that works from a browser. Previously the file was built, returned internally and discarded while the assistant reported success</w:t>
+      </w:r>
+    </w:p>
+    <w:p>
+      <w:pPr>
+        <w:pStyle w:val="ListParagraph"/>
+      </w:pPr>
+      <w:r>
+        <w:t>Completed Aug 19 — Corrected a recorded diagnosis rather than acting on it: the export feature was logged as a broken model integration, and layer-by-layer testing showed the model and the file generators both work and only delivery was missing</w:t>
+      </w:r>
+    </w:p>
+    <w:p>
+      <w:pPr>
+        <w:pStyle w:val="ListParagraph"/>
+      </w:pPr>
+      <w:r>
+        <w:t>Completed Aug 19 — Fixed a defect where one conversation's history was being read back as context inside another, because conversations were identified by the person rather than by the conversation</w:t>
+      </w:r>
+    </w:p>
+    <w:p>
+      <w:pPr>
+        <w:pStyle w:val="ListParagraph"/>
+      </w:pPr>
+      <w:r>
+        <w:t>Completed Aug 19 — Enabled the per-conversation upload control in the interface, having held it back until both the isolation and the injection defences were demonstrated rather than merely written</w:t>
       </w:r>
     </w:p>
     <w:p>

--- a/internship-tracking/1_month_roadmap.docx
+++ b/internship-tracking/1_month_roadmap.docx
@@ -634,7 +634,7 @@
         <w:spacing w:after="60"/>
       </w:pPr>
       <w:r>
-        <w:t>Found Aug 18, open — Docker publishes container ports past the host firewall, leaving Postgres, Redis, Qdrant, MinIO, the API and the frontend reachable from the office LAN, with Qdrant answering unauthenticated callers. Confirmed from a second machine. Needs a DOCKER-USER rule and an API key before the pilot widens.</w:t>
+        <w:t>Completed Aug 19 — Closed the network exposure found Aug 18. Docker had been publishing every container port past the host firewall, so Postgres, Redis, Qdrant and MinIO answered the whole office LAN and Qdrant served document text to anyone, unauthenticated. This was demonstrated from a laptop with no credentials before being fixed, and the same request was re-run afterwards to confirm it is refused. Datastores now bind to loopback only; the API and Open WebUI still answer the LAN, since those are the product. Loopback rather than removing the ports, so the SSH tunnel used for administration and integration tests keeps working.</w:t>
       </w:r>
     </w:p>
     <w:p>
@@ -679,7 +679,111 @@
         <w:spacing w:after="60"/>
       </w:pPr>
       <w:r>
-        <w:t>Carried forward — the routing band is misconfigured: ROUTER_RAG_SCORE_HIGH and _LOW are both -6.0, so the blended mode never triggers and no answer marks which parts came from general knowledge. To be resolved during the recalibration that follows ingesting the testers' documents.</w:t>
+        <w:t>Completed Aug 19 — Rotated the PostgreSQL, Redis and MinIO credentials and replaced MinIO's default administrator name. They were not merely weak: they were byte-identical to the placeholders published in the repository's own .env.example, so anyone with repo access held the database passwords. PostgreSQL additionally needed ALTER ROLE on the live database, because that environment variable is only read when the database is first created — changing the file alone would have left the old password working while appearing rotated.</w:t>
+      </w:r>
+    </w:p>
+    <w:p>
+      <w:pPr>
+        <w:pStyle w:val="ListParagraph"/>
+        <w:numPr>
+          <w:ilvl w:val="0"/>
+          <w:numId w:val="1"/>
+        </w:numPr>
+        <w:spacing w:after="60"/>
+      </w:pPr>
+      <w:r>
+        <w:t>Completed Aug 19 — Added three guards so the same class of problem cannot return quietly: the application refuses to start on any credential published in .env.example, warns at every startup if Qdrant has no API key, and the Compose definitions no longer supply fallback passwords, so an unset value halts the stack with a message instead of silently becoming a shared secret.</w:t>
+      </w:r>
+    </w:p>
+    <w:p>
+      <w:pPr>
+        <w:pStyle w:val="ListParagraph"/>
+        <w:numPr>
+          <w:ilvl w:val="0"/>
+          <w:numId w:val="1"/>
+        </w:numPr>
+        <w:spacing w:after="60"/>
+      </w:pPr>
+      <w:r>
+        <w:t>Completed Aug 19 — Removed the answer copy from the audit log. It was storing the first 500 characters of every response, which for a document question is verbatim document text, in a table nothing protects and nothing read back. The column was dropped and the 721 stored copies removed. Query text and attribution are retained, because that is the log's purpose.</w:t>
+      </w:r>
+    </w:p>
+    <w:p>
+      <w:pPr>
+        <w:pStyle w:val="ListParagraph"/>
+        <w:numPr>
+          <w:ilvl w:val="0"/>
+          <w:numId w:val="1"/>
+        </w:numPr>
+        <w:spacing w:after="60"/>
+      </w:pPr>
+      <w:r>
+        <w:t>Completed Aug 19 — Made document withdrawal actually delete. The stored original is now purged from MinIO alongside the vectors and rows, where previously it was retained indefinitely by design, so a file uploaded in error stayed on the server after an administrator had been told it was deleted. The trade-off was taken deliberately: we can no longer prove after the fact what was ingested, and restoring needs the original file.</w:t>
+      </w:r>
+    </w:p>
+    <w:p>
+      <w:pPr>
+        <w:pStyle w:val="ListParagraph"/>
+        <w:numPr>
+          <w:ilvl w:val="0"/>
+          <w:numId w:val="1"/>
+        </w:numPr>
+        <w:spacing w:after="60"/>
+      </w:pPr>
+      <w:r>
+        <w:t>Completed Aug 19 — Added permission editing after upload (PATCH /admin/documents/{id} and an ingest_cli set-access command), writing both PostgreSQL and the Qdrant payload since retrieval filters on the payload. This is what makes the pilot workable without HR data: documents can be loaded untagged now and labelled correctly later, instead of the only fix for a wrong label being a re-upload.</w:t>
+      </w:r>
+    </w:p>
+    <w:p>
+      <w:pPr>
+        <w:pStyle w:val="ListParagraph"/>
+        <w:numPr>
+          <w:ilvl w:val="0"/>
+          <w:numId w:val="1"/>
+        </w:numPr>
+        <w:spacing w:after="60"/>
+      </w:pPr>
+      <w:r>
+        <w:t>Completed Aug 19 — Built accuracy measurement that needs no human-written answers, and produced the project's first figures: routing accuracy 100% (27/27), abstention rate 0% (0/12 in-corpus questions unanswered), self-consistency 0.997 over five repeats. Recall@k is implemented but reports itself unmeasured until source filenames are supplied, rather than inferring them from retrieval and scoring the system against its own output. None of this establishes correctness, which still needs a subject expert.</w:t>
+      </w:r>
+    </w:p>
+    <w:p>
+      <w:pPr>
+        <w:pStyle w:val="ListParagraph"/>
+        <w:numPr>
+          <w:ilvl w:val="0"/>
+          <w:numId w:val="1"/>
+        </w:numPr>
+        <w:spacing w:after="60"/>
+      </w:pPr>
+      <w:r>
+        <w:t>Completed Aug 19 — Made the RAGAS harness verifiably local. As written it configured no judge, so it would have defaulted to OpenAI and sent every question, generated answer and retrieved document passage off-site, while its own docstring claimed the opposite. Nothing leaked, because the packages were never installed and it had never run. The judge and embeddings now point explicitly at the local Ollama and BGE model, and it refuses to start unless LLM_BASE_URL resolves to a local host.</w:t>
+      </w:r>
+    </w:p>
+    <w:p>
+      <w:pPr>
+        <w:pStyle w:val="ListParagraph"/>
+        <w:numPr>
+          <w:ilvl w:val="0"/>
+          <w:numId w:val="1"/>
+        </w:numPr>
+        <w:spacing w:after="60"/>
+      </w:pPr>
+      <w:r>
+        <w:t>Completed Aug 19 — Fixed two pre-existing faults, either of which would have stopped the first step of loading the testers' documents. Every document upload raised AttributeError, because a method had drifted out of the ingestion class during an earlier refactor and become an unreachable nested function. Separately the administrator ingest CLI could not parse a single argument, because Typer 0.12 against the resolved click 8.2 raises before parsing. Both were invisible to the test suite, which passed throughout; a structural test now covers the first, and all three CLIs moved to argparse for the second.</w:t>
+      </w:r>
+    </w:p>
+    <w:p>
+      <w:pPr>
+        <w:pStyle w:val="ListParagraph"/>
+        <w:numPr>
+          <w:ilvl w:val="0"/>
+          <w:numId w:val="1"/>
+        </w:numPr>
+        <w:spacing w:after="60"/>
+      </w:pPr>
+      <w:r>
+        <w:t>Carried forward — the routing band needs settling, and the intent needs confirming first. ROUTER_RAG_SCORE_HIGH and _LOW are both -6.0, which makes the blended band unreachable, so no answer distinguishes document content from general knowledge. That was recorded as a deliberate decision on Aug 12 (document answers only, never mixed) and as an open defect on Aug 18, so the two records disagree. It is at least no longer silent: as of Aug 19 the application warns at every startup and the regression suite fails on it outright. Resolve at the next calibration against the real corpus — either by stating the two-way split explicitly in configuration, or by restoring a reachable blended band.</w:t>
       </w:r>
     </w:p>
   </w:body>

--- a/internship-tracking/1_month_roadmap.docx
+++ b/internship-tracking/1_month_roadmap.docx
@@ -771,6 +771,71 @@
       </w:pPr>
       <w:r>
         <w:t>Completed Aug 19 — Fixed two pre-existing faults, either of which would have stopped the first step of loading the testers' documents. Every document upload raised AttributeError, because a method had drifted out of the ingestion class during an earlier refactor and become an unreachable nested function. Separately the administrator ingest CLI could not parse a single argument, because Typer 0.12 against the resolved click 8.2 raises before parsing. Both were invisible to the test suite, which passed throughout; a structural test now covers the first, and all three CLIs moved to argparse for the second.</w:t>
+      </w:r>
+    </w:p>
+    <w:p>
+      <w:pPr>
+        <w:pStyle w:val="ListParagraph"/>
+        <w:numPr>
+          <w:ilvl w:val="0"/>
+          <w:numId w:val="1"/>
+        </w:numPr>
+        <w:spacing w:after="60"/>
+      </w:pPr>
+      <w:r>
+        <w:t>Completed Aug 20 — Established what happens to an image inside a source document, before building anything that would depend on it. Images are discarded at parse time in every supported format, silently: the Word reader never walks the elements that hold pictures, the Excel reader records a chart's title but not the chart, and a scanned PDF page is turned into text by OCR and the pixels dropped. No error is raised and the stored chunk holds no reference to what was lost, and there is no field on that record capable of holding an image — so this is a gap in the data model rather than a wiring mistake.</w:t>
+      </w:r>
+    </w:p>
+    <w:p>
+      <w:pPr>
+        <w:pStyle w:val="ListParagraph"/>
+        <w:numPr>
+          <w:ilvl w:val="0"/>
+          <w:numId w:val="1"/>
+        </w:numPr>
+        <w:spacing w:after="60"/>
+      </w:pPr>
+      <w:r>
+        <w:t>Completed Aug 20 — Recorded the project's deferred work in a single future-scope document, each item with the reason it is not being started yet, covering image handling in both of its possible forms, the administrator interface, and the pilot's system switch. Returning the picture beside the retrieved text needs parse-time work and a field on the chunk record but no new infrastructure, since the storage and single-file download link built for file export on Aug 19 are the same pattern. Having the assistant read an image and answer from it needs a vision-capable model on a card already shared three ways, and is not committed to.</w:t>
+      </w:r>
+    </w:p>
+    <w:p>
+      <w:pPr>
+        <w:pStyle w:val="ListParagraph"/>
+        <w:numPr>
+          <w:ilvl w:val="0"/>
+          <w:numId w:val="1"/>
+        </w:numPr>
+        <w:spacing w:after="60"/>
+      </w:pPr>
+      <w:r>
+        <w:t>Completed Aug 20 — Scoped the administrator interface against what already exists and established it needs almost no new backend work: upload, listing, withdrawal and permission editing are live, and the only gap is an authenticated route to download an original file, whose retrieval code is present but called by nothing. It stays a client of the API and never reaches storage directly, which is what keeps the exposure closed on Aug 19 shut. Limited deliberately to document management for this pass. The build is held pending coordination with Dhruv rather than started solo, since work across the boundary between the two halves would need redoing once agreed.</w:t>
+      </w:r>
+    </w:p>
+    <w:p>
+      <w:pPr>
+        <w:pStyle w:val="ListParagraph"/>
+        <w:numPr>
+          <w:ilvl w:val="0"/>
+          <w:numId w:val="1"/>
+        </w:numPr>
+        <w:spacing w:after="60"/>
+      </w:pPr>
+      <w:r>
+        <w:t>Planned Aug 20 — A manual switch in the chat interface between this assistant and the ERP integration, for the pilot period only, so a tester can choose which system answers. It cannot be built before there is a second system to switch to, the enterprise agent still being an abstract contract with no implementation. The intended end state is routing that infers which system a question belongs to, so this is explicitly a temporary measure.</w:t>
+      </w:r>
+    </w:p>
+    <w:p>
+      <w:pPr>
+        <w:pStyle w:val="ListParagraph"/>
+        <w:numPr>
+          <w:ilvl w:val="0"/>
+          <w:numId w:val="1"/>
+        </w:numPr>
+        <w:spacing w:after="60"/>
+      </w:pPr>
+      <w:r>
+        <w:t>Carried forward — a tester instruction manual pitched at first-time users of a system of this kind, covering how to open the interface, ask a question and attach a file, and equally what the pilot cannot yet do, so an absent capability is not reported as a fault.</w:t>
       </w:r>
     </w:p>
     <w:p>
